--- a/docs/Promozioni.docx
+++ b/docs/Promozioni.docx
@@ -3388,7 +3388,7 @@
           </w:tcPr>
           <w:p>
             <w:r>
-              <w:t>silvestre-fotoservizi-it</w:t>
+              <w:t>silvestre-fotoservizi</w:t>
             </w:r>
           </w:p>
         </w:tc>

--- a/docs/Promozioni.docx
+++ b/docs/Promozioni.docx
@@ -763,6 +763,19 @@
               <w:rPr>
                 <w:b/>
               </w:rPr>
+              <w:t>Stato attuale</w:t>
+            </w:r>
+          </w:p>
+        </w:tc>
+        <w:tc>
+          <w:tcPr>
+            <w:tcW w:type="dxa" w:w="2160"/>
+          </w:tcPr>
+          <w:p>
+            <w:r>
+              <w:rPr>
+                <w:b/>
+              </w:rPr>
               <w:t>Costo</w:t>
             </w:r>
           </w:p>
@@ -776,7 +789,19 @@
               <w:rPr>
                 <w:b/>
               </w:rPr>
-              <w:t>Pace realistico</w:t>
+              <w:t>Note</w:t>
+            </w:r>
+          </w:p>
+        </w:tc>
+      </w:tr>
+      <w:tr>
+        <w:tc>
+          <w:tcPr>
+            <w:tcW w:type="dxa" w:w="2160"/>
+          </w:tcPr>
+          <w:p>
+            <w:r>
+              <w:t>WhatsApp manual batch</w:t>
             </w:r>
           </w:p>
         </w:tc>
@@ -786,10 +811,27 @@
           </w:tcPr>
           <w:p>
             <w:r>
-              <w:rPr>
-                <w:b/>
-              </w:rPr>
-              <w:t>Limite</w:t>
+              <w:t>ATTIVO</w:t>
+            </w:r>
+          </w:p>
+        </w:tc>
+        <w:tc>
+          <w:tcPr>
+            <w:tcW w:type="dxa" w:w="2160"/>
+          </w:tcPr>
+          <w:p>
+            <w:r>
+              <w:t>0 € sempre</w:t>
+            </w:r>
+          </w:p>
+        </w:tc>
+        <w:tc>
+          <w:tcPr>
+            <w:tcW w:type="dxa" w:w="2160"/>
+          </w:tcPr>
+          <w:p>
+            <w:r>
+              <w:t>Operatore preme «Apri WhatsApp» 1 volta per ogni contatto. 50-100 invii/giorno per non triggerare l'anti-spam</w:t>
             </w:r>
           </w:p>
         </w:tc>
@@ -811,7 +853,7 @@
           </w:tcPr>
           <w:p>
             <w:r>
-              <w:t>0 € illimitato</w:t>
+              <w:t>STUB (richiede Blaze + Cloud Function)</w:t>
             </w:r>
           </w:p>
         </w:tc>
@@ -821,7 +863,7 @@
           </w:tcPr>
           <w:p>
             <w:r>
-              <w:t>Istantaneo a tutti</w:t>
+              <w:t>0 € illimitato sotto Blaze</w:t>
             </w:r>
           </w:p>
         </w:tc>
@@ -831,91 +873,7 @@
           </w:tcPr>
           <w:p>
             <w:r>
-              <w:t>Solo a chi ha l'app installata + acceptedMarketing=true</w:t>
-            </w:r>
-          </w:p>
-        </w:tc>
-      </w:tr>
-      <w:tr>
-        <w:tc>
-          <w:tcPr>
-            <w:tcW w:type="dxa" w:w="2160"/>
-          </w:tcPr>
-          <w:p>
-            <w:r>
-              <w:t>Email (Brevo free tier)</w:t>
-            </w:r>
-          </w:p>
-        </w:tc>
-        <w:tc>
-          <w:tcPr>
-            <w:tcW w:type="dxa" w:w="2160"/>
-          </w:tcPr>
-          <w:p>
-            <w:r>
-              <w:t>0 € fino a 300/giorno</w:t>
-            </w:r>
-          </w:p>
-        </w:tc>
-        <w:tc>
-          <w:tcPr>
-            <w:tcW w:type="dxa" w:w="2160"/>
-          </w:tcPr>
-          <w:p>
-            <w:r>
-              <w:t>Quasi istantaneo</w:t>
-            </w:r>
-          </w:p>
-        </w:tc>
-        <w:tc>
-          <w:tcPr>
-            <w:tcW w:type="dxa" w:w="2160"/>
-          </w:tcPr>
-          <w:p>
-            <w:r>
-              <w:t>Solo a chi ha email + acceptedMarketing=true</w:t>
-            </w:r>
-          </w:p>
-        </w:tc>
-      </w:tr>
-      <w:tr>
-        <w:tc>
-          <w:tcPr>
-            <w:tcW w:type="dxa" w:w="2160"/>
-          </w:tcPr>
-          <w:p>
-            <w:r>
-              <w:t>WhatsApp manual batch</w:t>
-            </w:r>
-          </w:p>
-        </w:tc>
-        <w:tc>
-          <w:tcPr>
-            <w:tcW w:type="dxa" w:w="2160"/>
-          </w:tcPr>
-          <w:p>
-            <w:r>
-              <w:t>0 € sempre</w:t>
-            </w:r>
-          </w:p>
-        </w:tc>
-        <w:tc>
-          <w:tcPr>
-            <w:tcW w:type="dxa" w:w="2160"/>
-          </w:tcPr>
-          <w:p>
-            <w:r>
-              <w:t>50-100 invii/giorno (anti-ban WhatsApp)</w:t>
-            </w:r>
-          </w:p>
-        </w:tc>
-        <w:tc>
-          <w:tcPr>
-            <w:tcW w:type="dxa" w:w="2160"/>
-          </w:tcPr>
-          <w:p>
-            <w:r>
-              <w:t>Operatore preme «Invia» 1 volta per ogni contatto</w:t>
+              <w:t>Bottone visibile nel form Nuova Promozione ma mostra dialog 'configura Cloud Functions'. Sblocco con upgrade Blaze + ~2h sviluppo</w:t>
             </w:r>
           </w:p>
         </w:tc>
@@ -928,7 +886,7 @@
           <w:color w:val="F47521"/>
           <w:sz w:val="22"/>
         </w:rPr>
-        <w:t>▸ Perché 3 canali</w:t>
+        <w:t>▸ Perché WhatsApp e (in futuro) Push</w:t>
         <w:br/>
       </w:r>
       <w:r>
@@ -936,7 +894,7 @@
           <w:i/>
           <w:sz w:val="20"/>
         </w:rPr>
-        <w:t>FCM raggiunge solo chi ha l'app (oggi pochi, in crescita nel tempo). Email raggiunge chi ha lasciato l'indirizzo. WhatsApp raggiunge tutti gli altri ma è lento. Combinandoli intelligentemente copri quasi il 100% della base opted-in.</w:t>
+        <w:t>WhatsApp raggiunge tutti i 6000+ contatti della rubrica storica (telefono universale). Push notification (FCM) raggiungeranno solo gli utenti app — oggi pochi, in crescita nel tempo. Email rimosso perché poco usato dai clienti del negozio.</w:t>
       </w:r>
     </w:p>
     <w:p>
@@ -996,7 +954,7 @@
           <w:i w:val="0"/>
           <w:sz w:val="22"/>
         </w:rPr>
-        <w:t>Nuova card nella dashboard operatore «Crea Promozione». Aprendola si arriva a una schermata con 4 tab in alto, in questo ordine preciso (la sequenza è progettata per ricordare le regole di compliance PRIMA che l'operatore inizi a creare promozioni):</w:t>
+        <w:t>Nuova card nella dashboard operatore «Crea Promozione». Aprendola si arriva a una schermata con 6 tab in alto + un pulsante verde «NUOVA PROMOZIONE» in alto a destra. L'ordine delle tab è progettato per ricordare la compliance PRIMA che l'operatore inizi a creare promozioni:</w:t>
       </w:r>
     </w:p>
     <w:p>
@@ -1005,7 +963,7 @@
         <w:ind w:left="340"/>
       </w:pPr>
       <w:r>
-        <w:t>Tab 1 — «Logica &amp; GDPR» (compliance first, sempre come prima vista)</w:t>
+        <w:t>Tab 1 — «Logica &amp; GDPR» (documentazione + statistiche)</w:t>
       </w:r>
     </w:p>
     <w:p>
@@ -1014,7 +972,7 @@
         <w:ind w:left="340"/>
       </w:pPr>
       <w:r>
-        <w:t>Tab 2 — «Crea Promozione» (form + invio)</w:t>
+        <w:t>Tab 2 — «👥 Tutti (N)» — ACTION SURFACE: tutti i contatti con bottoni di azione contestuali (OPT IN / SI / STOP / reset / NO RESET)</w:t>
       </w:r>
     </w:p>
     <w:p>
@@ -1023,7 +981,7 @@
         <w:ind w:left="340"/>
       </w:pPr>
       <w:r>
-        <w:t>Tab 3 — «Contatti Inclusi» (selezione destinatari)</w:t>
+        <w:t>Tab 3 — «🟢 Acconsentiti (N)» (read-only)</w:t>
       </w:r>
     </w:p>
     <w:p>
@@ -1032,7 +990,45 @@
         <w:ind w:left="340"/>
       </w:pPr>
       <w:r>
-        <w:t>Tab 4 — «Contatti Esclusi» (re-include)</w:t>
+        <w:t>Tab 4 — «⚪ Nuovi (N)» (read-only)</w:t>
+      </w:r>
+    </w:p>
+    <w:p>
+      <w:pPr>
+        <w:pStyle w:val="ListBullet"/>
+        <w:ind w:left="340"/>
+      </w:pPr>
+      <w:r>
+        <w:t>Tab 5 — «🟡 In attesa (N)» (read-only)</w:t>
+      </w:r>
+    </w:p>
+    <w:p>
+      <w:pPr>
+        <w:pStyle w:val="ListBullet"/>
+        <w:ind w:left="340"/>
+      </w:pPr>
+      <w:r>
+        <w:t>Tab 6 — «🔴 Rifiutati (N)» (read-only)</w:t>
+      </w:r>
+    </w:p>
+    <w:p>
+      <w:r>
+        <w:rPr>
+          <w:b w:val="0"/>
+          <w:i/>
+          <w:sz w:val="22"/>
+        </w:rPr>
+        <w:t>I counter (N) tra parentesi si aggiornano in tempo reale.</w:t>
+      </w:r>
+    </w:p>
+    <w:p>
+      <w:r>
+        <w:rPr>
+          <w:b w:val="0"/>
+          <w:i w:val="0"/>
+          <w:sz w:val="22"/>
+        </w:rPr>
+        <w:t>Pulsante «+ NUOVA PROMOZIONE» (verde, in alto a destra) apre un form dedicato per creare e lanciare una campagna promo standard a tutti i 🟢 Acconsentiti via WhatsApp manual batch.</w:t>
       </w:r>
     </w:p>
     <w:p>
@@ -1051,7 +1047,7 @@
           <w:i w:val="0"/>
           <w:sz w:val="24"/>
         </w:rPr>
-        <w:t>5.2 — Tab 1: Logica &amp; Conformità GDPR</w:t>
+        <w:t>5.2 — Tab 1: Logica &amp; Conformità GDPR (compliance first)</w:t>
       </w:r>
     </w:p>
     <w:p>
@@ -1061,7 +1057,7 @@
           <w:i w:val="0"/>
           <w:sz w:val="22"/>
         </w:rPr>
-        <w:t>PRIMA tab del pannello. Read-only. Mostra in modo trasparente la logica di gestione del consenso, lo stato corrente della base marketing e fornisce il punto di accesso alla campagna soft opt-in. Due scopi: (a) ricordare all'operatore le regole anti-spam del sistema PRIMA di creare promozioni, (b) dimostrare al Garante Privacy in caso di verifica che il software rispetta le scelte dei clienti.</w:t>
+        <w:t>PRIMA tab. Solo documentazione e statistiche live. Non contiene azioni (zero bottoni di invio). Serve a ricordare all'operatore le regole anti-spam del sistema PRIMA di andare nelle altre tab a interagire coi contatti.</w:t>
       </w:r>
     </w:p>
     <w:p>
@@ -1080,244 +1076,63 @@
           <w:i w:val="0"/>
           <w:sz w:val="22"/>
         </w:rPr>
-        <w:t>5.2.1 — Gli stati di un contatto (optInStatus)</w:t>
+        <w:t>Contenuto:</w:t>
       </w:r>
     </w:p>
-    <w:tbl>
-      <w:tblPr>
-        <w:tblStyle w:val="LightGrid-Accent1"/>
-        <w:tblW w:type="auto" w:w="0"/>
-        <w:tblLook w:firstColumn="1" w:firstRow="1" w:lastColumn="0" w:lastRow="0" w:noHBand="0" w:noVBand="1" w:val="04A0"/>
-      </w:tblPr>
-      <w:tblGrid>
-        <w:gridCol w:w="2160"/>
-        <w:gridCol w:w="2160"/>
-        <w:gridCol w:w="2160"/>
-        <w:gridCol w:w="2160"/>
-      </w:tblGrid>
-      <w:tr>
-        <w:tc>
-          <w:tcPr>
-            <w:tcW w:type="dxa" w:w="2160"/>
-          </w:tcPr>
-          <w:p>
-            <w:r>
-              <w:rPr>
-                <w:b/>
-              </w:rPr>
-              <w:t>Stato</w:t>
-            </w:r>
-          </w:p>
-        </w:tc>
-        <w:tc>
-          <w:tcPr>
-            <w:tcW w:type="dxa" w:w="2160"/>
-          </w:tcPr>
-          <w:p>
-            <w:r>
-              <w:rPr>
-                <w:b/>
-              </w:rPr>
-              <w:t>Significato</w:t>
-            </w:r>
-          </w:p>
-        </w:tc>
-        <w:tc>
-          <w:tcPr>
-            <w:tcW w:type="dxa" w:w="2160"/>
-          </w:tcPr>
-          <w:p>
-            <w:r>
-              <w:rPr>
-                <w:b/>
-              </w:rPr>
-              <w:t>Riceve promo standard?</w:t>
-            </w:r>
-          </w:p>
-        </w:tc>
-        <w:tc>
-          <w:tcPr>
-            <w:tcW w:type="dxa" w:w="2160"/>
-          </w:tcPr>
-          <w:p>
-            <w:r>
-              <w:rPr>
-                <w:b/>
-              </w:rPr>
-              <w:t>Riceve soft opt-in?</w:t>
-            </w:r>
-          </w:p>
-        </w:tc>
-      </w:tr>
-      <w:tr>
-        <w:tc>
-          <w:tcPr>
-            <w:tcW w:type="dxa" w:w="2160"/>
-          </w:tcPr>
-          <w:p>
-            <w:r>
-              <w:t>🟢 yes</w:t>
-            </w:r>
-          </w:p>
-        </w:tc>
-        <w:tc>
-          <w:tcPr>
-            <w:tcW w:type="dxa" w:w="2160"/>
-          </w:tcPr>
-          <w:p>
-            <w:r>
-              <w:t>Ha dato consenso marketing (via app o risposta SI al WhatsApp)</w:t>
-            </w:r>
-          </w:p>
-        </w:tc>
-        <w:tc>
-          <w:tcPr>
-            <w:tcW w:type="dxa" w:w="2160"/>
-          </w:tcPr>
-          <w:p>
-            <w:r>
-              <w:t>Sì</w:t>
-            </w:r>
-          </w:p>
-        </w:tc>
-        <w:tc>
-          <w:tcPr>
-            <w:tcW w:type="dxa" w:w="2160"/>
-          </w:tcPr>
-          <w:p>
-            <w:r>
-              <w:t>No (è già dentro)</w:t>
-            </w:r>
-          </w:p>
-        </w:tc>
-      </w:tr>
-      <w:tr>
-        <w:tc>
-          <w:tcPr>
-            <w:tcW w:type="dxa" w:w="2160"/>
-          </w:tcPr>
-          <w:p>
-            <w:r>
-              <w:t>⚪ pending mai contattato</w:t>
-            </w:r>
-          </w:p>
-        </w:tc>
-        <w:tc>
-          <w:tcPr>
-            <w:tcW w:type="dxa" w:w="2160"/>
-          </w:tcPr>
-          <w:p>
-            <w:r>
-              <w:t>Nel CSV ma soft opt-in mai inviato — «Nuovo»</w:t>
-            </w:r>
-          </w:p>
-        </w:tc>
-        <w:tc>
-          <w:tcPr>
-            <w:tcW w:type="dxa" w:w="2160"/>
-          </w:tcPr>
-          <w:p>
-            <w:r>
-              <w:t>No</w:t>
-            </w:r>
-          </w:p>
-        </w:tc>
-        <w:tc>
-          <w:tcPr>
-            <w:tcW w:type="dxa" w:w="2160"/>
-          </w:tcPr>
-          <w:p>
-            <w:r>
-              <w:t>Sì (candidato)</w:t>
-            </w:r>
-          </w:p>
-        </w:tc>
-      </w:tr>
-      <w:tr>
-        <w:tc>
-          <w:tcPr>
-            <w:tcW w:type="dxa" w:w="2160"/>
-          </w:tcPr>
-          <w:p>
-            <w:r>
-              <w:t>🟡 pending già contattato</w:t>
-            </w:r>
-          </w:p>
-        </w:tc>
-        <w:tc>
-          <w:tcPr>
-            <w:tcW w:type="dxa" w:w="2160"/>
-          </w:tcPr>
-          <w:p>
-            <w:r>
-              <w:t>Soft opt-in inviato, attesa risposta SI/STOP — «In attesa»</w:t>
-            </w:r>
-          </w:p>
-        </w:tc>
-        <w:tc>
-          <w:tcPr>
-            <w:tcW w:type="dxa" w:w="2160"/>
-          </w:tcPr>
-          <w:p>
-            <w:r>
-              <w:t>No</w:t>
-            </w:r>
-          </w:p>
-        </w:tc>
-        <w:tc>
-          <w:tcPr>
-            <w:tcW w:type="dxa" w:w="2160"/>
-          </w:tcPr>
-          <w:p>
-            <w:r>
-              <w:t>No (già contattato)</w:t>
-            </w:r>
-          </w:p>
-        </w:tc>
-      </w:tr>
-      <w:tr>
-        <w:tc>
-          <w:tcPr>
-            <w:tcW w:type="dxa" w:w="2160"/>
-          </w:tcPr>
-          <w:p>
-            <w:r>
-              <w:t>🔴 no</w:t>
-            </w:r>
-          </w:p>
-        </w:tc>
-        <w:tc>
-          <w:tcPr>
-            <w:tcW w:type="dxa" w:w="2160"/>
-          </w:tcPr>
-          <w:p>
-            <w:r>
-              <w:t>Ha risposto STOP o 30 giorni senza risposta</w:t>
-            </w:r>
-          </w:p>
-        </w:tc>
-        <w:tc>
-          <w:tcPr>
-            <w:tcW w:type="dxa" w:w="2160"/>
-          </w:tcPr>
-          <w:p>
-            <w:r>
-              <w:t>No mai</w:t>
-            </w:r>
-          </w:p>
-        </w:tc>
-        <w:tc>
-          <w:tcPr>
-            <w:tcW w:type="dxa" w:w="2160"/>
-          </w:tcPr>
-          <w:p>
-            <w:r>
-              <w:t>No mai</w:t>
-            </w:r>
-          </w:p>
-        </w:tc>
-      </w:tr>
-    </w:tbl>
+    <w:p>
+      <w:pPr>
+        <w:pStyle w:val="ListBullet"/>
+        <w:ind w:left="340"/>
+      </w:pPr>
+      <w:r>
+        <w:t>Statistiche live (totale, acconsentiti, nuovi, in attesa, rifiutati) aggiornate in tempo reale</w:t>
+      </w:r>
+    </w:p>
+    <w:p>
+      <w:pPr>
+        <w:pStyle w:val="ListBullet"/>
+        <w:ind w:left="340"/>
+      </w:pPr>
+      <w:r>
+        <w:t>Tabella delle 4 categorie di cliente (A/B/C/D) e quale riceve il soft opt-in</w:t>
+      </w:r>
+    </w:p>
+    <w:p>
+      <w:pPr>
+        <w:pStyle w:val="ListBullet"/>
+        <w:ind w:left="340"/>
+      </w:pPr>
+      <w:r>
+        <w:t>Regola d'oro: la scelta esplicita in app vince sempre sullo stato CSV importato</w:t>
+      </w:r>
+    </w:p>
+    <w:p>
+      <w:pPr>
+        <w:pStyle w:val="ListBullet"/>
+        <w:ind w:left="340"/>
+      </w:pPr>
+      <w:r>
+        <w:t>Lista «Cosa NON deve mai succedere» (impedito by design)</w:t>
+      </w:r>
+    </w:p>
+    <w:p>
+      <w:pPr>
+        <w:pStyle w:val="ListBullet"/>
+        <w:ind w:left="340"/>
+      </w:pPr>
+      <w:r>
+        <w:t>Spiegazione auto-cleanup pending 30 giorni (futuro, richiede Cloud Function / piano Blaze)</w:t>
+      </w:r>
+    </w:p>
+    <w:p>
+      <w:pPr>
+        <w:pStyle w:val="ListBullet"/>
+        <w:ind w:left="340"/>
+      </w:pPr>
+      <w:r>
+        <w:t>Box «Come si usa il pannello» che rimanda alla Tab Tutti per le azioni concrete</w:t>
+      </w:r>
+    </w:p>
     <w:p>
       <w:r>
         <w:rPr>
@@ -1332,9 +1147,19 @@
         <w:rPr>
           <w:b/>
           <w:i w:val="0"/>
+          <w:sz w:val="24"/>
+        </w:rPr>
+        <w:t>5.3 — Tab 2: 👥 Tutti (action surface principale)</w:t>
+      </w:r>
+    </w:p>
+    <w:p>
+      <w:r>
+        <w:rPr>
+          <w:b w:val="0"/>
+          <w:i w:val="0"/>
           <w:sz w:val="22"/>
         </w:rPr>
-        <w:t>5.2.2 — Le 4 categorie di cliente (regole di dedup)</w:t>
+        <w:t>TAB PRINCIPALE di interazione. Mostra TUTTI i contatti gestiti ordinati alfabeticamente, con badge colorato dello stato (🟢🟡⚪🔴) e info contestuali (data invio, motivo rifiuto, tempo trascorso). A destra di ogni riga c'è un bottone di azione contestuale al suo stato:</w:t>
       </w:r>
     </w:p>
     <w:tbl>
@@ -1358,7 +1183,7 @@
               <w:rPr>
                 <w:b/>
               </w:rPr>
-              <w:t>Categoria</w:t>
+              <w:t>Stato cliente</w:t>
             </w:r>
           </w:p>
         </w:tc>
@@ -1371,7 +1196,7 @@
               <w:rPr>
                 <w:b/>
               </w:rPr>
-              <w:t>Riceve soft opt-in?</w:t>
+              <w:t>Bottone di azione</w:t>
             </w:r>
           </w:p>
         </w:tc>
@@ -1384,7 +1209,7 @@
               <w:rPr>
                 <w:b/>
               </w:rPr>
-              <w:t>Motivo</w:t>
+              <w:t>Cosa fa</w:t>
             </w:r>
           </w:p>
         </w:tc>
@@ -1396,7 +1221,7 @@
           </w:tcPr>
           <w:p>
             <w:r>
-              <w:t>A — Solo CSV, mai entrato in app</w:t>
+              <w:t>⚪ Nuovo</w:t>
             </w:r>
           </w:p>
         </w:tc>
@@ -1406,7 +1231,7 @@
           </w:tcPr>
           <w:p>
             <w:r>
-              <w:t>SÌ</w:t>
+              <w:t>Bottone verde «OPT IN»</w:t>
             </w:r>
           </w:p>
         </w:tc>
@@ -1416,7 +1241,7 @@
           </w:tcPr>
           <w:p>
             <w:r>
-              <w:t>Mai chiesto consenso, soft opt-in è richiesta legittima</w:t>
+              <w:t>Apre WhatsApp col template fisso di richiesta consenso. Il contatto passa a 🟡 In attesa (markOptInSent).</w:t>
             </w:r>
           </w:p>
         </w:tc>
@@ -1428,7 +1253,7 @@
           </w:tcPr>
           <w:p>
             <w:r>
-              <w:t>B — Registrato in app con acceptedMarketing=true</w:t>
+              <w:t>🟡 In attesa</w:t>
             </w:r>
           </w:p>
         </w:tc>
@@ -1438,7 +1263,7 @@
           </w:tcPr>
           <w:p>
             <w:r>
-              <w:t>NO</w:t>
+              <w:t>✅ SI / ❌ STOP</w:t>
             </w:r>
           </w:p>
         </w:tc>
@@ -1448,7 +1273,7 @@
           </w:tcPr>
           <w:p>
             <w:r>
-              <w:t>Già opted-in dall'app, è già in lista marketing attiva</w:t>
+              <w:t>Click SI → contatto passa a 🟢 Acconsentito. Click STOP → dialog «STOP esplicito o NO generico?». Il motivo determina se sarà resettabile.</w:t>
             </w:r>
           </w:p>
         </w:tc>
@@ -1460,7 +1285,7 @@
           </w:tcPr>
           <w:p>
             <w:r>
-              <w:t>C — Registrato in app con acceptedMarketing=false</w:t>
+              <w:t>🟢 Acconsentito</w:t>
             </w:r>
           </w:p>
         </w:tc>
@@ -1470,7 +1295,7 @@
           </w:tcPr>
           <w:p>
             <w:r>
-              <w:t>NO ASSOLUTO</w:t>
+              <w:t>(nessuno in produzione)</w:t>
             </w:r>
           </w:p>
         </w:tc>
@@ -1480,7 +1305,7 @@
           </w:tcPr>
           <w:p>
             <w:r>
-              <w:t>Ha esplicitamente rifiutato — GDPR vieta nuova richiesta</w:t>
+              <w:t>Read-only: il cliente è già nella lista marketing attiva.</w:t>
             </w:r>
           </w:p>
         </w:tc>
@@ -1492,7 +1317,7 @@
           </w:tcPr>
           <w:p>
             <w:r>
-              <w:t>D — CSV + Registrato in app con marketing rifiutato</w:t>
+              <w:t>🔴 Rifiutato</w:t>
             </w:r>
           </w:p>
         </w:tc>
@@ -1502,7 +1327,7 @@
           </w:tcPr>
           <w:p>
             <w:r>
-              <w:t>NO</w:t>
+              <w:t>🔄 reset oppure 🔒 «NO RESET»</w:t>
             </w:r>
           </w:p>
         </w:tc>
@@ -1512,7 +1337,7 @@
           </w:tcPr>
           <w:p>
             <w:r>
-              <w:t>La scelta esplicita più recente (in app) vince sul CSV</w:t>
+              <w:t>Mostra reset se rejectionReason ammette riprova (no_reply_30d, manual_operator). Mostra «NO RESET» bloccato se il cliente ha detto STOP esplicito o rifiutato in app (vincolo GDPR).</w:t>
             </w:r>
           </w:p>
         </w:tc>
@@ -1534,18 +1359,52 @@
           <w:i w:val="0"/>
           <w:sz w:val="22"/>
         </w:rPr>
-        <w:t>5.2.3 — La REGOLA D'ORO</w:t>
+        <w:t>Componenti aggiuntivi:</w:t>
       </w:r>
     </w:p>
     <w:p>
+      <w:pPr>
+        <w:pStyle w:val="ListBullet"/>
+        <w:ind w:left="340"/>
+      </w:pPr>
       <w:r>
-        <w:rPr>
-          <w:b/>
-          <w:i/>
-          <w:color w:val="F47521"/>
-          <w:sz w:val="22"/>
-        </w:rPr>
-        <w:t>La scelta esplicita del cliente vince SEMPRE sullo stato CSV.</w:t>
+        <w:t>Banner spiegativo in cima</w:t>
+      </w:r>
+    </w:p>
+    <w:p>
+      <w:pPr>
+        <w:pStyle w:val="ListBullet"/>
+        <w:ind w:left="340"/>
+      </w:pPr>
+      <w:r>
+        <w:t>Barra di ricerca per nome / telefono / email</w:t>
+      </w:r>
+    </w:p>
+    <w:p>
+      <w:pPr>
+        <w:pStyle w:val="ListBullet"/>
+        <w:ind w:left="340"/>
+      </w:pPr>
+      <w:r>
+        <w:t>Counter «N contatti totali» live</w:t>
+      </w:r>
+    </w:p>
+    <w:p>
+      <w:pPr>
+        <w:pStyle w:val="ListBullet"/>
+        <w:ind w:left="340"/>
+      </w:pPr>
+      <w:r>
+        <w:t>Background row colorato in base allo stato</w:t>
+      </w:r>
+    </w:p>
+    <w:p>
+      <w:pPr>
+        <w:pStyle w:val="ListBullet"/>
+        <w:ind w:left="340"/>
+      </w:pPr>
+      <w:r>
+        <w:t>Badge sorgente: 📱 (app) o 📇 (rubrica)</w:t>
       </w:r>
     </w:p>
     <w:p>
@@ -1555,7 +1414,26 @@
           <w:i w:val="0"/>
           <w:sz w:val="22"/>
         </w:rPr>
-        <w:t>Esempi pratici:</w:t>
+      </w:r>
+    </w:p>
+    <w:p>
+      <w:r>
+        <w:rPr>
+          <w:b/>
+          <w:i w:val="0"/>
+          <w:sz w:val="24"/>
+        </w:rPr>
+        <w:t>5.4 — Tab 3-6: 🟢 Acconsentiti / ⚪ Nuovi / 🟡 In attesa / 🔴 Rifiutati (read-only)</w:t>
+      </w:r>
+    </w:p>
+    <w:p>
+      <w:r>
+        <w:rPr>
+          <w:b w:val="0"/>
+          <w:i w:val="0"/>
+          <w:sz w:val="22"/>
+        </w:rPr>
+        <w:t>Le 4 tab dedicate sono VISTE FILTRATE READ-ONLY della stessa base dati di Tab Tutti. Servono per audit/focus su una categoria specifica senza dover scrollare 6000+ contatti. Ogni tab ha:</w:t>
       </w:r>
     </w:p>
     <w:p>
@@ -1564,7 +1442,7 @@
         <w:ind w:left="340"/>
       </w:pPr>
       <w:r>
-        <w:t>Cliente in CSV con pending → si registra in app spuntando marketing → diventa yes. Da ora riceve le promo.</w:t>
+        <w:t>Banner spiegativo: chi è in questa categoria, perché, cosa può succedere dopo</w:t>
       </w:r>
     </w:p>
     <w:p>
@@ -1573,7 +1451,7 @@
         <w:ind w:left="340"/>
       </w:pPr>
       <w:r>
-        <w:t>Cliente in CSV con pending → si registra in app SENZA spuntare marketing → diventa no definitivo. Mai più contattato.</w:t>
+        <w:t>Barra di ricerca</w:t>
       </w:r>
     </w:p>
     <w:p>
@@ -1582,7 +1460,7 @@
         <w:ind w:left="340"/>
       </w:pPr>
       <w:r>
-        <w:t>Cliente in CSV con pending → riceve soft opt-in → risponde «SI» → diventa yes. Riceve le future promo.</w:t>
+        <w:t>Counter live nel titolo tab (es. «🟢 Acconsentiti (1.847)»)</w:t>
       </w:r>
     </w:p>
     <w:p>
@@ -1591,7 +1469,26 @@
         <w:ind w:left="340"/>
       </w:pPr>
       <w:r>
-        <w:t>Cliente in CSV con pending → riceve soft opt-in → risponde «STOP» → diventa no definitivo.</w:t>
+        <w:t>Lista contatti senza bottoni di azione (read-only)</w:t>
+      </w:r>
+    </w:p>
+    <w:p>
+      <w:r>
+        <w:rPr>
+          <w:b w:val="0"/>
+          <w:i w:val="0"/>
+          <w:sz w:val="22"/>
+        </w:rPr>
+      </w:r>
+    </w:p>
+    <w:p>
+      <w:r>
+        <w:rPr>
+          <w:b w:val="0"/>
+          <w:i/>
+          <w:sz w:val="22"/>
+        </w:rPr>
+        <w:t>La Tab 🔴 Rifiutati mostra inoltre per ogni contatto:</w:t>
       </w:r>
     </w:p>
     <w:p>
@@ -1600,7 +1497,45 @@
         <w:ind w:left="340"/>
       </w:pPr>
       <w:r>
-        <w:t>Cliente in CSV con pending → riceve soft opt-in → non risponde per 30 giorni → cron job lo segna no automatico.</w:t>
+        <w:t>Data del rifiuto + tempo trascorso (es. «3 mesi fa»)</w:t>
+      </w:r>
+    </w:p>
+    <w:p>
+      <w:pPr>
+        <w:pStyle w:val="ListBullet"/>
+        <w:ind w:left="340"/>
+      </w:pPr>
+      <w:r>
+        <w:t>Motivo testuale (es. «Cliente ha scritto STOP esplicito», «Cliente ha rifiutato il marketing in app», «Nessuna risposta dopo 30 giorni»)</w:t>
+      </w:r>
+    </w:p>
+    <w:p>
+      <w:r>
+        <w:rPr>
+          <w:b w:val="0"/>
+          <w:i w:val="0"/>
+          <w:sz w:val="22"/>
+        </w:rPr>
+      </w:r>
+    </w:p>
+    <w:p>
+      <w:r>
+        <w:rPr>
+          <w:b/>
+          <w:i w:val="0"/>
+          <w:sz w:val="24"/>
+        </w:rPr>
+        <w:t>5.5 — Pulsante «+ NUOVA PROMOZIONE» (form promo standard)</w:t>
+      </w:r>
+    </w:p>
+    <w:p>
+      <w:r>
+        <w:rPr>
+          <w:b w:val="0"/>
+          <w:i w:val="0"/>
+          <w:sz w:val="22"/>
+        </w:rPr>
+        <w:t>Pulsante verde in alto a destra dell'AppBar, sempre visibile in tutte le tab. Apre uno schermo dedicato con il form di creazione campagna promo standard.</w:t>
       </w:r>
     </w:p>
     <w:p>
@@ -1619,7 +1554,7 @@
           <w:i w:val="0"/>
           <w:sz w:val="22"/>
         </w:rPr>
-        <w:t>5.2.4 — Cosa NON deve mai succedere (impedito by design)</w:t>
+        <w:t>Campi del form:</w:t>
       </w:r>
     </w:p>
     <w:p>
@@ -1628,7 +1563,7 @@
         <w:ind w:left="340"/>
       </w:pPr>
       <w:r>
-        <w:t>Mandare promo a 🟡 In attesa o ⚪ Nuovo (Tab 3 li filtra automaticamente, non li mostra proprio)</w:t>
+        <w:t>Titolo promozione (testo breve)</w:t>
       </w:r>
     </w:p>
     <w:p>
@@ -1637,7 +1572,7 @@
         <w:ind w:left="340"/>
       </w:pPr>
       <w:r>
-        <w:t>Mandare soft opt-in a chi ha rifiutato in app (lo script di dedup li salta automaticamente)</w:t>
+        <w:t>Dettagli promozione (multilinea)</w:t>
       </w:r>
     </w:p>
     <w:p>
@@ -1646,7 +1581,7 @@
         <w:ind w:left="340"/>
       </w:pPr>
       <w:r>
-        <w:t>Riprovare soft opt-in dopo che il cliente ha mandato STOP (passa subito a no permanente)</w:t>
+        <w:t>Costo / Sconto (es. «-30%», «da 10€», «gratis»)</w:t>
       </w:r>
     </w:p>
     <w:p>
@@ -1655,36 +1590,7 @@
         <w:ind w:left="340"/>
       </w:pPr>
       <w:r>
-        <w:t>Mandare soft opt-in due volte allo stesso «In attesa» (i 🟡 non sono ricandidati al soft opt-in)</w:t>
-      </w:r>
-    </w:p>
-    <w:p>
-      <w:r>
-        <w:rPr>
-          <w:b w:val="0"/>
-          <w:i w:val="0"/>
-          <w:sz w:val="22"/>
-        </w:rPr>
-      </w:r>
-    </w:p>
-    <w:p>
-      <w:r>
-        <w:rPr>
-          <w:b/>
-          <w:i w:val="0"/>
-          <w:sz w:val="22"/>
-        </w:rPr>
-        <w:t>5.2.5 — Auto-cleanup giornaliero</w:t>
-      </w:r>
-    </w:p>
-    <w:p>
-      <w:r>
-        <w:rPr>
-          <w:b w:val="0"/>
-          <w:i w:val="0"/>
-          <w:sz w:val="22"/>
-        </w:rPr>
-        <w:t>Una Cloud Function schedulata gira ogni giorno alle 03:00 e:</w:t>
+        <w:t>Data validità DA / Data validità A (date picker)</w:t>
       </w:r>
     </w:p>
     <w:p>
@@ -1693,7 +1599,7 @@
         <w:ind w:left="340"/>
       </w:pPr>
       <w:r>
-        <w:t>Trova tutti i contatti con optInStatus=pending e optInSentAt &lt; oggi - 30 giorni</w:t>
+        <w:t>Anteprima messaggio live (placeholder sostituiti)</w:t>
       </w:r>
     </w:p>
     <w:p>
@@ -1702,114 +1608,7 @@
         <w:ind w:left="340"/>
       </w:pPr>
       <w:r>
-        <w:t>Li marca optInStatus=no definitivo</w:t>
-      </w:r>
-    </w:p>
-    <w:p>
-      <w:pPr>
-        <w:pStyle w:val="ListBullet"/>
-        <w:ind w:left="340"/>
-      </w:pPr>
-      <w:r>
-        <w:t>Logga l'azione in collection audit_log per tracciabilità Garante Privacy</w:t>
-      </w:r>
-    </w:p>
-    <w:p>
-      <w:r>
-        <w:rPr>
-          <w:b w:val="0"/>
-          <w:i w:val="0"/>
-          <w:sz w:val="22"/>
-        </w:rPr>
-      </w:r>
-    </w:p>
-    <w:p>
-      <w:r>
-        <w:rPr>
-          <w:b/>
-          <w:i w:val="0"/>
-          <w:sz w:val="22"/>
-        </w:rPr>
-        <w:t>5.2.6 — Statistiche live mostrate in cima alla Tab 1</w:t>
-      </w:r>
-    </w:p>
-    <w:p>
-      <w:r>
-        <w:rPr>
-          <w:b w:val="0"/>
-          <w:i w:val="0"/>
-          <w:sz w:val="22"/>
-        </w:rPr>
-        <w:t>Pannello che si aggiorna in tempo reale dal Firestore. Esempio di rendering:</w:t>
-      </w:r>
-    </w:p>
-    <w:p>
-      <w:r>
-        <w:rPr>
-          <w:rFonts w:ascii="Consolas" w:hAnsi="Consolas"/>
-          <w:color w:val="404040"/>
-          <w:sz w:val="20"/>
-        </w:rPr>
-        <w:t>🟢 Acconsentiti (yes):              1.847</w:t>
-        <w:br/>
-        <w:t>⚪ Nuovi mai contattati:            4.501</w:t>
-        <w:br/>
-        <w:t>🟡 In attesa risposta:                111</w:t>
-        <w:br/>
-        <w:t>🔴 Rifiutati/STOP/scaduti:            310</w:t>
-        <w:br/>
-        <w:t xml:space="preserve">                                  ──────</w:t>
-        <w:br/>
-        <w:t>📦 Totale contatti gestiti:        6.769</w:t>
-        <w:br/>
-        <w:t>📱 Di cui registrati in app:          234</w:t>
-      </w:r>
-    </w:p>
-    <w:p>
-      <w:r>
-        <w:rPr>
-          <w:b w:val="0"/>
-          <w:i w:val="0"/>
-          <w:sz w:val="22"/>
-        </w:rPr>
-      </w:r>
-    </w:p>
-    <w:p>
-      <w:r>
-        <w:rPr>
-          <w:b/>
-          <w:i w:val="0"/>
-          <w:sz w:val="22"/>
-        </w:rPr>
-        <w:t>5.2.7 — Bottone «Lancia campagna soft opt-in»</w:t>
-      </w:r>
-    </w:p>
-    <w:p>
-      <w:r>
-        <w:rPr>
-          <w:b w:val="0"/>
-          <w:i w:val="0"/>
-          <w:sz w:val="22"/>
-        </w:rPr>
-        <w:t>In fondo alla Tab 1, un riquadro CTA dedicato al soft opt-in:</w:t>
-      </w:r>
-    </w:p>
-    <w:p>
-      <w:r>
-        <w:rPr>
-          <w:i/>
-          <w:color w:val="404040"/>
-          <w:sz w:val="20"/>
-        </w:rPr>
-        <w:t>« HAI N CLIENTI NUOVI DA CONTATTARE</w:t>
-        <w:br/>
-        <w:br/>
-        <w:t>Lancia la campagna di richiesta consenso (soft opt-in).</w:t>
-        <w:br/>
-        <w:t>Pace consigliato: 50-100 messaggi al giorno per non triggerare l'anti-spam di WhatsApp.</w:t>
-        <w:br/>
-        <w:br/>
-        <w:t>[ 🚀 LANCIA / RIPRENDI CAMPAGNA SOFT OPT-IN ] »</w:t>
+        <w:t>Counter «Destinatari: N clienti acconsentiti»</w:t>
       </w:r>
     </w:p>
     <w:p>
@@ -1828,36 +1627,7 @@
           <w:i w:val="0"/>
           <w:sz w:val="22"/>
         </w:rPr>
-        <w:t>Cliccando, apre un workflow dedicato (vedi sezione 5.6) che lavora ESCLUSIVAMENTE su contatti ⚪ Nuovi (i 🟡 In attesa sono già stati contattati e non si ricontattano fino a scadenza dei 30 giorni).</w:t>
-      </w:r>
-    </w:p>
-    <w:p>
-      <w:r>
-        <w:rPr>
-          <w:b w:val="0"/>
-          <w:i w:val="0"/>
-          <w:sz w:val="22"/>
-        </w:rPr>
-      </w:r>
-    </w:p>
-    <w:p>
-      <w:r>
-        <w:rPr>
-          <w:b/>
-          <w:i w:val="0"/>
-          <w:sz w:val="22"/>
-        </w:rPr>
-        <w:t>5.2.8 — Storico campagne</w:t>
-      </w:r>
-    </w:p>
-    <w:p>
-      <w:r>
-        <w:rPr>
-          <w:b w:val="0"/>
-          <w:i w:val="0"/>
-          <w:sz w:val="22"/>
-        </w:rPr>
-        <w:t>Tabella delle ultime 10 campagne (sia promo standard che soft opt-in): data, canale, numero destinatari, esito. Permette all'operatore di verificare quando ha mandato cosa e a chi.</w:t>
+        <w:t>Bottone «INVIA VIA WHATSAPP» verde in basso. Disabilitato finché tutti i campi non sono compilati. Al click parte il dialog di conferma («SI INVIA» verde / «NO INDIETRO» grigio). Se confermato, viene creata una Promotion document in Firestore con channel='whatsapp', recipientIds = snapshot di tutti i 🟢 Acconsentiti correnti, e si naviga alla schermata WhatsAppBatchScreen.</w:t>
       </w:r>
     </w:p>
     <w:p>
@@ -1876,70 +1646,7 @@
           <w:i w:val="0"/>
           <w:sz w:val="24"/>
         </w:rPr>
-        <w:t>5.3 — Tab 2: Crea Promozione</w:t>
-      </w:r>
-    </w:p>
-    <w:p>
-      <w:pPr>
-        <w:pStyle w:val="ListBullet"/>
-        <w:ind w:left="340"/>
-      </w:pPr>
-      <w:r>
-        <w:t>Campo «Titolo promozione» (testo breve)</w:t>
-      </w:r>
-    </w:p>
-    <w:p>
-      <w:pPr>
-        <w:pStyle w:val="ListBullet"/>
-        <w:ind w:left="340"/>
-      </w:pPr>
-      <w:r>
-        <w:t>Campo «Dettagli promozione» (testo multilinea)</w:t>
-      </w:r>
-    </w:p>
-    <w:p>
-      <w:pPr>
-        <w:pStyle w:val="ListBullet"/>
-        <w:ind w:left="340"/>
-      </w:pPr>
-      <w:r>
-        <w:t>Upload «Foto esempio» (max 3 immagini, salvate su Cloudinary)</w:t>
-      </w:r>
-    </w:p>
-    <w:p>
-      <w:pPr>
-        <w:pStyle w:val="ListBullet"/>
-        <w:ind w:left="340"/>
-      </w:pPr>
-      <w:r>
-        <w:t>Range validità: data picker «Dal» — data picker «Al»</w:t>
-      </w:r>
-    </w:p>
-    <w:p>
-      <w:pPr>
-        <w:pStyle w:val="ListBullet"/>
-        <w:ind w:left="340"/>
-      </w:pPr>
-      <w:r>
-        <w:t>Campo «Costo/Sconto» (testo libero, es. «-30%» o «10 €»)</w:t>
-      </w:r>
-    </w:p>
-    <w:p>
-      <w:pPr>
-        <w:pStyle w:val="ListBullet"/>
-        <w:ind w:left="340"/>
-      </w:pPr>
-      <w:r>
-        <w:t>Anteprima live del messaggio composto coi placeholder sostituiti</w:t>
-      </w:r>
-    </w:p>
-    <w:p>
-      <w:pPr>
-        <w:pStyle w:val="ListBullet"/>
-        <w:ind w:left="340"/>
-      </w:pPr>
-      <w:r>
-        <w:t>3 bottoni di invio nella sezione inferiore («Invia Push», «Invia Email», «Invia WhatsApp»), tutti disabilitati finché i campi obbligatori non sono compilati</w:t>
+        <w:t>5.6 — Schermata WhatsAppBatchScreen (invio batch)</w:t>
       </w:r>
     </w:p>
     <w:p>
@@ -1949,422 +1656,7 @@
           <w:i w:val="0"/>
           <w:sz w:val="22"/>
         </w:rPr>
-      </w:r>
-    </w:p>
-    <w:p>
-      <w:r>
-        <w:rPr>
-          <w:b/>
-          <w:i w:val="0"/>
-          <w:sz w:val="22"/>
-        </w:rPr>
-        <w:t>5.3.1 — Alert di conferma pre-invio</w:t>
-      </w:r>
-    </w:p>
-    <w:p>
-      <w:r>
-        <w:rPr>
-          <w:b w:val="0"/>
-          <w:i w:val="0"/>
-          <w:sz w:val="22"/>
-        </w:rPr>
-        <w:t>Quando l'operatore clicca uno dei bottoni di invio, prima parte un dialog di conferma:</w:t>
-      </w:r>
-    </w:p>
-    <w:p>
-      <w:r>
-        <w:rPr>
-          <w:i/>
-          <w:color w:val="404040"/>
-          <w:sz w:val="20"/>
-        </w:rPr>
-        <w:t>« Stai per inviare la promozione a N contatti via {canale}.</w:t>
-        <w:br/>
-        <w:br/>
-        <w:t>Hai impostato correttamente i contatti inclusi (Tab 3) ed esclusi (Tab 4)? »</w:t>
-      </w:r>
-    </w:p>
-    <w:p>
-      <w:r>
-        <w:rPr>
-          <w:b w:val="0"/>
-          <w:i w:val="0"/>
-          <w:sz w:val="22"/>
-        </w:rPr>
-      </w:r>
-    </w:p>
-    <w:p>
-      <w:r>
-        <w:rPr>
-          <w:b w:val="0"/>
-          <w:i w:val="0"/>
-          <w:sz w:val="22"/>
-        </w:rPr>
-        <w:t>Due bottoni: SÌ, INVIA (verde) → procede con l'invio. NO, INDIETRO (grigio) → torna al pannello senza inviare.</w:t>
-      </w:r>
-    </w:p>
-    <w:p>
-      <w:r>
-        <w:rPr>
-          <w:b w:val="0"/>
-          <w:i w:val="0"/>
-          <w:sz w:val="22"/>
-        </w:rPr>
-      </w:r>
-    </w:p>
-    <w:p>
-      <w:r>
-        <w:rPr>
-          <w:b/>
-          <w:i w:val="0"/>
-          <w:sz w:val="24"/>
-        </w:rPr>
-        <w:t>5.4 — Tab 3: Destinatari Promozione</w:t>
-      </w:r>
-    </w:p>
-    <w:p>
-      <w:r>
-        <w:rPr>
-          <w:b w:val="0"/>
-          <w:i w:val="0"/>
-          <w:sz w:val="22"/>
-        </w:rPr>
-        <w:t>Lista dei clienti che possono ricevere la promo standard che stai creando in Tab 2. PRINCIPIO ANTI-ERRORE: questa tab contiene SOLO i clienti con consenso marketing attivo (🟢 Acconsentiti). I 🟡 In attesa e ⚪ Nuovi NON compaiono affatto in questa lista — sono gestiti separatamente dalla campagna soft opt-in (vedi 5.6). Conseguenza: l'operatore NON può sbagliare e includere per errore chi non ha acconsentito. È impossibile by design.</w:t>
-      </w:r>
-    </w:p>
-    <w:p>
-      <w:r>
-        <w:rPr>
-          <w:b w:val="0"/>
-          <w:i w:val="0"/>
-          <w:sz w:val="22"/>
-        </w:rPr>
-      </w:r>
-    </w:p>
-    <w:p>
-      <w:r>
-        <w:rPr>
-          <w:b w:val="0"/>
-          <w:i/>
-          <w:sz w:val="22"/>
-        </w:rPr>
-        <w:t>Mockup della Tab 3:</w:t>
-      </w:r>
-    </w:p>
-    <w:p>
-      <w:r>
-        <w:rPr>
-          <w:rFonts w:ascii="Consolas" w:hAnsi="Consolas"/>
-          <w:color w:val="404040"/>
-          <w:sz w:val="18"/>
-        </w:rPr>
-        <w:t>🛡 Questa lista contiene SOLO i clienti che hanno dato consenso</w:t>
-        <w:br/>
-        <w:t xml:space="preserve">   marketing (N). I M in attesa o nuovi non sono qui — usali con</w:t>
-        <w:br/>
-        <w:t xml:space="preserve">   la campagna soft opt-in (Tab 1).</w:t>
-        <w:br/>
-        <w:br/>
-        <w:t>🔍 [Cerca nome o telefono...]        [TUTTI] [📱 App] [📞 CSV]</w:t>
-        <w:br/>
-        <w:br/>
-        <w:t>[✓ INCLUDI TUTTI N]  [✗ ESCLUDI TUTTI]   N inclusi / N acconsentiti</w:t>
-        <w:br/>
-        <w:br/>
-        <w:t>[✓] 📱 Mario Rossi    +39 335 12345 67    [✓ INCLUDI] [✗ ESCLUDI]</w:t>
-        <w:br/>
-        <w:t>[✓] 📞 Anna Bianchi   +39 348 99 81 245   [✓ INCLUDI] [✗ ESCLUDI]</w:t>
-        <w:br/>
-        <w:t>[✓] 📱 Luca Verdi     +39 333 77 22 109   [✓ INCLUDI] [✗ ESCLUDI]</w:t>
-        <w:br/>
-        <w:t>...</w:t>
-      </w:r>
-    </w:p>
-    <w:p>
-      <w:r>
-        <w:rPr>
-          <w:b w:val="0"/>
-          <w:i w:val="0"/>
-          <w:sz w:val="22"/>
-        </w:rPr>
-      </w:r>
-    </w:p>
-    <w:p>
-      <w:r>
-        <w:rPr>
-          <w:b w:val="0"/>
-          <w:i w:val="0"/>
-          <w:sz w:val="22"/>
-        </w:rPr>
-        <w:t>Componenti:</w:t>
-      </w:r>
-    </w:p>
-    <w:p>
-      <w:pPr>
-        <w:pStyle w:val="ListBullet"/>
-        <w:ind w:left="340"/>
-      </w:pPr>
-      <w:r>
-        <w:t>Banner in cima che spiega la lista filtrata e rimanda alla campagna soft opt-in per gli altri</w:t>
-      </w:r>
-    </w:p>
-    <w:p>
-      <w:pPr>
-        <w:pStyle w:val="ListBullet"/>
-        <w:ind w:left="340"/>
-      </w:pPr>
-      <w:r>
-        <w:t>Barra di ricerca (cerca per nome / numero di telefono)</w:t>
-      </w:r>
-    </w:p>
-    <w:p>
-      <w:pPr>
-        <w:pStyle w:val="ListBullet"/>
-        <w:ind w:left="340"/>
-      </w:pPr>
-      <w:r>
-        <w:t>Filtri rapidi a chip: Tutti | 📱 Solo app | 📞 Solo CSV (NON più 🟡 / ⚪ perché non esistono qui)</w:t>
-      </w:r>
-    </w:p>
-    <w:p>
-      <w:pPr>
-        <w:pStyle w:val="ListBullet"/>
-        <w:ind w:left="340"/>
-      </w:pPr>
-      <w:r>
-        <w:t>Bottone «INCLUDI TUTTI N» (verde) — sicuro by design perché agisce solo sugli N acconsentiti</w:t>
-      </w:r>
-    </w:p>
-    <w:p>
-      <w:pPr>
-        <w:pStyle w:val="ListBullet"/>
-        <w:ind w:left="340"/>
-      </w:pPr>
-      <w:r>
-        <w:t>Bottone «ESCLUDI TUTTI» (rosso) — per ripartire da zero selezione</w:t>
-      </w:r>
-    </w:p>
-    <w:p>
-      <w:pPr>
-        <w:pStyle w:val="ListBullet"/>
-        <w:ind w:left="340"/>
-      </w:pPr>
-      <w:r>
-        <w:t>Default all'apertura: tutti gli acconsentiti spuntati (massimo opt-in del segmento)</w:t>
-      </w:r>
-    </w:p>
-    <w:p>
-      <w:pPr>
-        <w:pStyle w:val="ListBullet"/>
-        <w:ind w:left="340"/>
-      </w:pPr>
-      <w:r>
-        <w:t>Lista contatti scrollabile. Ogni riga contiene:</w:t>
-      </w:r>
-    </w:p>
-    <w:p>
-      <w:pPr>
-        <w:pStyle w:val="ListBullet"/>
-        <w:ind w:left="680"/>
-      </w:pPr>
-      <w:r>
-        <w:t xml:space="preserve">  ‣ Checkbox a sinistra (spuntata = incluso, vuota = escluso)</w:t>
-      </w:r>
-    </w:p>
-    <w:p>
-      <w:pPr>
-        <w:pStyle w:val="ListBullet"/>
-        <w:ind w:left="680"/>
-      </w:pPr>
-      <w:r>
-        <w:t xml:space="preserve">  ‣ Badge sorgente (📱 app / 📞 solo CSV)</w:t>
-      </w:r>
-    </w:p>
-    <w:p>
-      <w:pPr>
-        <w:pStyle w:val="ListBullet"/>
-        <w:ind w:left="680"/>
-      </w:pPr>
-      <w:r>
-        <w:t xml:space="preserve">  ‣ Nome e telefono del cliente</w:t>
-      </w:r>
-    </w:p>
-    <w:p>
-      <w:pPr>
-        <w:pStyle w:val="ListBullet"/>
-        <w:ind w:left="680"/>
-      </w:pPr>
-      <w:r>
-        <w:t xml:space="preserve">  ‣ Bottone «INCLUDI» (verde) — spunta checkbox</w:t>
-      </w:r>
-    </w:p>
-    <w:p>
-      <w:pPr>
-        <w:pStyle w:val="ListBullet"/>
-        <w:ind w:left="680"/>
-      </w:pPr>
-      <w:r>
-        <w:t xml:space="preserve">  ‣ Bottone «ESCLUDI» (rosso) — sposta in Tab 4</w:t>
-      </w:r>
-    </w:p>
-    <w:p>
-      <w:pPr>
-        <w:pStyle w:val="ListBullet"/>
-        <w:ind w:left="340"/>
-      </w:pPr>
-      <w:r>
-        <w:t>Contatore live in cima: «N inclusi / M acconsentiti totali»</w:t>
-      </w:r>
-    </w:p>
-    <w:p>
-      <w:r>
-        <w:rPr>
-          <w:b w:val="0"/>
-          <w:i w:val="0"/>
-          <w:sz w:val="22"/>
-        </w:rPr>
-      </w:r>
-    </w:p>
-    <w:p>
-      <w:r>
-        <w:rPr>
-          <w:b/>
-          <w:i w:val="0"/>
-          <w:sz w:val="22"/>
-        </w:rPr>
-        <w:t>5.4.1 — Sanity check finale prima dell'invio</w:t>
-      </w:r>
-    </w:p>
-    <w:p>
-      <w:r>
-        <w:rPr>
-          <w:b w:val="0"/>
-          <w:i w:val="0"/>
-          <w:sz w:val="22"/>
-        </w:rPr>
-        <w:t>Con Tab 3 ristretta agli acconsentiti by design, il vecchio «smart guardrail» diventa superfluo. Rimane un sanity check leggero: prima dell'invio finale, il sistema rilegge gli optInStatus dei selezionati da Firestore. Se qualcuno è passato a optInStatus=no tra la selezione e l'invio (caso edge: cliente ha mandato STOP nel frattempo), viene rimosso automaticamente dal batch e l'operatore vede un messaggio: «3 contatti rimossi perché hanno revocato il consenso dopo la tua selezione.»</w:t>
-      </w:r>
-    </w:p>
-    <w:p>
-      <w:r>
-        <w:rPr>
-          <w:b w:val="0"/>
-          <w:i w:val="0"/>
-          <w:sz w:val="22"/>
-        </w:rPr>
-      </w:r>
-    </w:p>
-    <w:p>
-      <w:r>
-        <w:rPr>
-          <w:b/>
-          <w:i w:val="0"/>
-          <w:sz w:val="24"/>
-        </w:rPr>
-        <w:t>5.5 — Tab 4: Contatti Esclusi</w:t>
-      </w:r>
-    </w:p>
-    <w:p>
-      <w:pPr>
-        <w:pStyle w:val="ListBullet"/>
-        <w:ind w:left="340"/>
-      </w:pPr>
-      <w:r>
-        <w:t>Stessa barra di ricerca della Tab 3</w:t>
-      </w:r>
-    </w:p>
-    <w:p>
-      <w:pPr>
-        <w:pStyle w:val="ListBullet"/>
-        <w:ind w:left="340"/>
-      </w:pPr>
-      <w:r>
-        <w:t>Lista contatti che l'operatore ha escluso manualmente da questa specifica campagna (es. cliente che si lamenta di ricevere troppe promo)</w:t>
-      </w:r>
-    </w:p>
-    <w:p>
-      <w:pPr>
-        <w:pStyle w:val="ListBullet"/>
-        <w:ind w:left="340"/>
-      </w:pPr>
-      <w:r>
-        <w:t>Bottone per riga: «RE-INCLUDI» (verde) → rimette in Tab 3</w:t>
-      </w:r>
-    </w:p>
-    <w:p>
-      <w:pPr>
-        <w:pStyle w:val="ListBullet"/>
-        <w:ind w:left="340"/>
-      </w:pPr>
-      <w:r>
-        <w:t>I contatti con optInStatus=no (STOP definitivo o no-reply 30 gg) NON compaiono qui — sono nascosti del tutto, mai più raggiungibili</w:t>
-      </w:r>
-    </w:p>
-    <w:p>
-      <w:pPr>
-        <w:pStyle w:val="ListBullet"/>
-        <w:ind w:left="340"/>
-      </w:pPr>
-      <w:r>
-        <w:t>I 🟡 In attesa e ⚪ Nuovi NON compaiono qui (non sono mai stati in Tab 3, quindi non possono essere stati esclusi)</w:t>
-      </w:r>
-    </w:p>
-    <w:p>
-      <w:r>
-        <w:rPr>
-          <w:b w:val="0"/>
-          <w:i w:val="0"/>
-          <w:sz w:val="22"/>
-        </w:rPr>
-      </w:r>
-    </w:p>
-    <w:p>
-      <w:r>
-        <w:rPr>
-          <w:b/>
-          <w:i w:val="0"/>
-          <w:sz w:val="24"/>
-        </w:rPr>
-        <w:t>5.6 — Workflow «Campagna soft opt-in» (separato)</w:t>
-      </w:r>
-    </w:p>
-    <w:p>
-      <w:r>
-        <w:rPr>
-          <w:b w:val="0"/>
-          <w:i w:val="0"/>
-          <w:sz w:val="22"/>
-        </w:rPr>
-        <w:t>Workflow dedicato, completamente separato dal pannello promo standard. Accessibile solo dal bottone «🚀 Lancia campagna soft opt-in» nella Tab 1. Esiste apposta separato per evitare ogni rischio di mischiare promo e richiesta consenso.</w:t>
-      </w:r>
-    </w:p>
-    <w:p>
-      <w:r>
-        <w:rPr>
-          <w:b w:val="0"/>
-          <w:i w:val="0"/>
-          <w:sz w:val="22"/>
-        </w:rPr>
-      </w:r>
-    </w:p>
-    <w:p>
-      <w:r>
-        <w:rPr>
-          <w:b/>
-          <w:i w:val="0"/>
-          <w:sz w:val="22"/>
-        </w:rPr>
-        <w:t>5.6.1 — Canale di invio: SOLO WhatsApp manual batch</w:t>
-      </w:r>
-    </w:p>
-    <w:p>
-      <w:r>
-        <w:rPr>
-          <w:b w:val="0"/>
-          <w:i w:val="0"/>
-          <w:sz w:val="22"/>
-        </w:rPr>
-        <w:t>Il messaggio soft opt-in viene inviato SOLO via WhatsApp manual batch. Motivo tecnico: i clienti in soft opt-in (⚪ Nuovi) sono per definizione NON registrati nell'app — se lo fossero, avrebbero già fatto la scelta marketing sì/no in registrazione. Pertanto:</w:t>
+        <w:t>Schermo dedicato dove l'operatore preme «Apri WhatsApp» per ogni destinatario in modo seriale. Funziona in 2 modi:</w:t>
       </w:r>
     </w:p>
     <w:tbl>
@@ -2388,7 +1680,7 @@
               <w:rPr>
                 <w:b/>
               </w:rPr>
-              <w:t>Canale</w:t>
+              <w:t>Modalità</w:t>
             </w:r>
           </w:p>
         </w:tc>
@@ -2401,7 +1693,7 @@
               <w:rPr>
                 <w:b/>
               </w:rPr>
-              <w:t>Usato per soft opt-in?</w:t>
+              <w:t>Recipients</w:t>
             </w:r>
           </w:p>
         </w:tc>
@@ -2414,7 +1706,7 @@
               <w:rPr>
                 <w:b/>
               </w:rPr>
-              <w:t>Motivo</w:t>
+              <w:t>Comportamento</w:t>
             </w:r>
           </w:p>
         </w:tc>
@@ -2426,7 +1718,7 @@
           </w:tcPr>
           <w:p>
             <w:r>
-              <w:t>Push notification (FCM)</w:t>
+              <w:t>Promo standard (channel='whatsapp')</w:t>
             </w:r>
           </w:p>
         </w:tc>
@@ -2436,7 +1728,7 @@
           </w:tcPr>
           <w:p>
             <w:r>
-              <w:t>NO</w:t>
+              <w:t>Snapshot dei 🟢 Acconsentiti al momento della creazione</w:t>
             </w:r>
           </w:p>
         </w:tc>
@@ -2446,7 +1738,7 @@
           </w:tcPr>
           <w:p>
             <w:r>
-              <w:t>FCM raggiunge solo utenti app già registrati. I ⚪ Nuovi non hanno mai installato l'app, irraggiungibili via FCM</w:t>
+              <w:t>Lista mostra recipientIds - sentIds. Quando vuoto, auto-completata.</w:t>
             </w:r>
           </w:p>
         </w:tc>
@@ -2458,7 +1750,7 @@
           </w:tcPr>
           <w:p>
             <w:r>
-              <w:t>Email (Brevo)</w:t>
+              <w:t>Soft opt-in (channel='soft_optin')</w:t>
             </w:r>
           </w:p>
         </w:tc>
@@ -2468,7 +1760,7 @@
           </w:tcPr>
           <w:p>
             <w:r>
-              <w:t>NO (per ora)</w:t>
+              <w:t>DINAMICO: tutti i ⚪ Nuovi correnti (re-query realtime)</w:t>
             </w:r>
           </w:p>
         </w:tc>
@@ -2478,39 +1770,7 @@
           </w:tcPr>
           <w:p>
             <w:r>
-              <w:t>Possibile fallback futuro per chi ha email nel CSV ma non risponde a WhatsApp. Non implementato nella prima fase</w:t>
-            </w:r>
-          </w:p>
-        </w:tc>
-      </w:tr>
-      <w:tr>
-        <w:tc>
-          <w:tcPr>
-            <w:tcW w:type="dxa" w:w="2880"/>
-          </w:tcPr>
-          <w:p>
-            <w:r>
-              <w:t>WhatsApp manual batch</w:t>
-            </w:r>
-          </w:p>
-        </w:tc>
-        <w:tc>
-          <w:tcPr>
-            <w:tcW w:type="dxa" w:w="2880"/>
-          </w:tcPr>
-          <w:p>
-            <w:r>
-              <w:t>SÌ — unico canale</w:t>
-            </w:r>
-          </w:p>
-        </w:tc>
-        <w:tc>
-          <w:tcPr>
-            <w:tcW w:type="dxa" w:w="2880"/>
-          </w:tcPr>
-          <w:p>
-            <w:r>
-              <w:t>Tutti i ⚪ Nuovi hanno numero di telefono. È il canale diretto e gratuito per raggiungerli e ricevere la risposta SI/STOP conversazionale</w:t>
+              <w:t>Reset di un 🔴 a ⚪ rientra automaticamente nella coda. Counter «Ancora da inviare» si aggiorna live.</w:t>
             </w:r>
           </w:p>
         </w:tc>
@@ -2532,43 +1792,52 @@
           <w:i w:val="0"/>
           <w:sz w:val="22"/>
         </w:rPr>
-        <w:t>5.6.2 — Template fisso del messaggio soft opt-in</w:t>
+        <w:t>Per ogni contatto in lista:</w:t>
       </w:r>
     </w:p>
     <w:p>
+      <w:pPr>
+        <w:pStyle w:val="ListBullet"/>
+        <w:ind w:left="340"/>
+      </w:pPr>
       <w:r>
-        <w:rPr>
-          <w:b w:val="0"/>
-          <w:i w:val="0"/>
-          <w:sz w:val="22"/>
-        </w:rPr>
-        <w:t>Nel workflow soft opt-in il messaggio NON è modificabile dall'operatore (a differenza della promo standard, dove titolo/dettagli/costo sono liberi). Il testo è fisso e approvato:</w:t>
+        <w:t>Click bottone verde «Apri WhatsApp»</w:t>
       </w:r>
     </w:p>
     <w:p>
+      <w:pPr>
+        <w:pStyle w:val="ListBullet"/>
+        <w:ind w:left="340"/>
+      </w:pPr>
       <w:r>
-        <w:rPr>
-          <w:i/>
-          <w:color w:val="404040"/>
-          <w:sz w:val="20"/>
-        </w:rPr>
-        <w:t>« Ciao {{nome}}, ti scriviamo da Silvestre Fotoservizi 📸. Hai usato i nostri servizi in passato e vorremmo restare in contatto via WhatsApp con sconti riservati e novità.</w:t>
-        <w:br/>
-        <w:br/>
-        <w:t>Rispondi SI per iscriverti, oppure ignora questo messaggio per uscire dalla lista.</w:t>
-        <w:br/>
-        <w:br/>
-        <w:t>In qualunque momento puoi disiscriverti rispondendo STOP. »</w:t>
+        <w:t>MessagingService.sendWhatsApp apre WhatsApp con messaggio precompilato</w:t>
       </w:r>
     </w:p>
     <w:p>
+      <w:pPr>
+        <w:pStyle w:val="ListBullet"/>
+        <w:ind w:left="340"/>
+      </w:pPr>
       <w:r>
-        <w:rPr>
-          <w:b w:val="0"/>
-          <w:i/>
-          <w:sz w:val="22"/>
-        </w:rPr>
-        <w:t>Bloccare il testo elimina il rischio che l'operatore trasformi accidentalmente la richiesta consenso in una promo mascherata (che sarebbe spam).</w:t>
+        <w:t>L'operatore preme Invia su WhatsApp</w:t>
+      </w:r>
+    </w:p>
+    <w:p>
+      <w:pPr>
+        <w:pStyle w:val="ListBullet"/>
+        <w:ind w:left="340"/>
+      </w:pPr>
+      <w:r>
+        <w:t>App automaticamente marca il contatto come inviato: markOptInSent per soft_optin, markSent sulla promo per promo standard</w:t>
+      </w:r>
+    </w:p>
+    <w:p>
+      <w:pPr>
+        <w:pStyle w:val="ListBullet"/>
+        <w:ind w:left="340"/>
+      </w:pPr>
+      <w:r>
+        <w:t>Il contatto sparisce dalla lista (per soft_optin diventa 🟡 In attesa; per promo standard è aggiunto a sentIds)</w:t>
       </w:r>
     </w:p>
     <w:p>
@@ -2583,111 +1852,11 @@
     <w:p>
       <w:r>
         <w:rPr>
-          <w:b/>
-          <w:i w:val="0"/>
-          <w:sz w:val="22"/>
-        </w:rPr>
-        <w:t>5.6.3 — Lista bersaglio: SOLO ⚪ Nuovi NON registrati in app</w:t>
-      </w:r>
-    </w:p>
-    <w:p>
-      <w:pPr>
-        <w:pStyle w:val="ListBullet"/>
-        <w:ind w:left="340"/>
-      </w:pPr>
-      <w:r>
-        <w:t>Il workflow mostra unicamente contatti con optInStatus=pending AND optInSentAt=null AND NESSUN user registrato in app con telefono corrispondente</w:t>
-      </w:r>
-    </w:p>
-    <w:p>
-      <w:pPr>
-        <w:pStyle w:val="ListBullet"/>
-        <w:ind w:left="340"/>
-      </w:pPr>
-      <w:r>
-        <w:t>Chi ha scaricato l'app non è MAI candidato al soft opt-in — ha già scelto sì/no marketing in registrazione</w:t>
-      </w:r>
-    </w:p>
-    <w:p>
-      <w:pPr>
-        <w:pStyle w:val="ListBullet"/>
-        <w:ind w:left="340"/>
-      </w:pPr>
-      <w:r>
-        <w:t>I 🟡 In attesa non compaiono — sono già stati contattati una volta. Se non rispondono entro 30 giorni vengono auto-segnati no (mai più richiamati)</w:t>
-      </w:r>
-    </w:p>
-    <w:p>
-      <w:pPr>
-        <w:pStyle w:val="ListBullet"/>
-        <w:ind w:left="340"/>
-      </w:pPr>
-      <w:r>
-        <w:t>Possibilità di filtrare per numero d'ordine recente (es. «mostra solo chi ha ordinato negli ultimi 24 mesi»). Più alto il rapporto di recency, più alta la probabilità che il cliente ti riconosca e risponda</w:t>
-      </w:r>
-    </w:p>
-    <w:p>
-      <w:pPr>
-        <w:pStyle w:val="ListBullet"/>
-        <w:ind w:left="340"/>
-      </w:pPr>
-      <w:r>
-        <w:t>Rate-limit di sicurezza: max 100 invii al giorno (consigliato 50-80 per non triggerare l'anti-spam di WhatsApp)</w:t>
-      </w:r>
-    </w:p>
-    <w:p>
-      <w:r>
-        <w:rPr>
           <w:b w:val="0"/>
           <w:i w:val="0"/>
           <w:sz w:val="22"/>
         </w:rPr>
-      </w:r>
-    </w:p>
-    <w:p>
-      <w:r>
-        <w:rPr>
-          <w:b/>
-          <w:i w:val="0"/>
-          <w:sz w:val="22"/>
-        </w:rPr>
-        <w:t>5.6.4 — Avanzamento e tracking</w:t>
-      </w:r>
-    </w:p>
-    <w:p>
-      <w:pPr>
-        <w:pStyle w:val="ListBullet"/>
-        <w:ind w:left="340"/>
-      </w:pPr>
-      <w:r>
-        <w:t>Ogni invio aggiorna optInSentAt=timestamp(now) e sposta il contatto da ⚪ Nuovo a 🟡 In attesa</w:t>
-      </w:r>
-    </w:p>
-    <w:p>
-      <w:pPr>
-        <w:pStyle w:val="ListBullet"/>
-        <w:ind w:left="340"/>
-      </w:pPr>
-      <w:r>
-        <w:t>Progress bar in cima: «12 / 50 inviati oggi»</w:t>
-      </w:r>
-    </w:p>
-    <w:p>
-      <w:pPr>
-        <w:pStyle w:val="ListBullet"/>
-        <w:ind w:left="340"/>
-      </w:pPr>
-      <w:r>
-        <w:t>Stato persistito in Firestore: se chiudi l'app, il giorno dopo riprendi da dove eri rimasto</w:t>
-      </w:r>
-    </w:p>
-    <w:p>
-      <w:pPr>
-        <w:pStyle w:val="ListBullet"/>
-        <w:ind w:left="340"/>
-      </w:pPr>
-      <w:r>
-        <w:t>Per registrare la risposta del cliente vedi sezione 3.3</w:t>
+        <w:t>Progress bar in cima mostra «inviati / ancora da inviare / totale» con percentuale.</w:t>
       </w:r>
     </w:p>
     <w:p>
